--- a/chronique_footnotes.docx
+++ b/chronique_footnotes.docx
@@ -530,7 +530,7 @@
         <w:pStyle w:val="FirstParagraph"/>
       </w:pPr>
       <w:r>
-        <w:t xml:space="preserve">Let us see what Migneret’s Oracle machine actually produces. Antoine worked through two examples, each a question posed to the Oracle and its response, in Latin (Table 1).</w:t>
+        <w:t xml:space="preserve">Let us see what Migneret’s Oracle machine actually produces. Migneret worked out two examples in the pamphlet itself, each a question posed to the Oracle and its response, in Latin (Table 1).</w:t>
       </w:r>
     </w:p>
     <w:p>
@@ -637,7 +637,7 @@
               <w:jc w:val="left"/>
             </w:pPr>
             <w:r>
-              <w:t xml:space="preserve">Behold, the god foretells such things as are permitted.</w:t>
+              <w:t xml:space="preserve">Behold, the god indeed rightly foretells such things.</w:t>
             </w:r>
           </w:p>
         </w:tc>
@@ -682,7 +682,7 @@
               <w:jc w:val="left"/>
             </w:pPr>
             <w:r>
-              <w:t xml:space="preserve">I think it fair enough; the god will grant a treaty.</w:t>
+              <w:t xml:space="preserve">I believe, quite rightly, the god will grant a treaty.</w:t>
             </w:r>
           </w:p>
         </w:tc>
@@ -724,7 +724,7 @@
         <w:pStyle w:val="Créditsillustration"/>
       </w:pPr>
       <w:r>
-        <w:t xml:space="preserve">Credits: examples worked through by A. de Falguerolles (February 2023); translations by the author.</w:t>
+        <w:t xml:space="preserve">Credits: examples worked out by Migneret (1759, pp. 48–52 and 53–55); translations by the author.</w:t>
       </w:r>
     </w:p>
     <w:p>
@@ -2987,7 +2987,69 @@
         <w:pStyle w:val="BodyText"/>
       </w:pPr>
       <w:r>
-        <w:t xml:space="preserve">What was he thinking? Not, surely, that he had built a useful oracle. The point is the demonstration: show the mechanism, expose the trick. Any oracle could be built this way. The god in the machine is arithmetic.</w:t>
+        <w:t xml:space="preserve">What was he thinking? Not, surely, that he had built a useful oracle. The point is the demonstration: show the mechanism, expose the trick. Any oracle could be built this way. The god in the machine is</w:t>
+      </w:r>
+      <w:r>
+        <w:t xml:space="preserve"> </w:t>
+      </w:r>
+      <w:r>
+        <w:rPr>
+          <w:b/>
+          <w:bCs/>
+        </w:rPr>
+        <w:t xml:space="preserve">arithmetic</w:t>
+      </w:r>
+      <w:r>
+        <w:t xml:space="preserve">.</w:t>
+      </w:r>
+    </w:p>
+    <w:p>
+      <w:pPr>
+        <w:pStyle w:val="BodyText"/>
+      </w:pPr>
+      <w:r>
+        <w:t xml:space="preserve">That’s exactly the joke that appealed so much to Antoine: He was an early adopter of AI sceptisim and</w:t>
+      </w:r>
+      <w:r>
+        <w:t xml:space="preserve"> </w:t>
+      </w:r>
+      <w:r>
+        <w:t xml:space="preserve">probably thought: How nice if chatGPT could be unmasked, as in the</w:t>
+      </w:r>
+      <w:r>
+        <w:t xml:space="preserve"> </w:t>
+      </w:r>
+      <w:r>
+        <w:rPr>
+          <w:i/>
+          <w:iCs/>
+        </w:rPr>
+        <w:t xml:space="preserve">Wizard of Oz</w:t>
+      </w:r>
+      <w:r>
+        <w:t xml:space="preserve">, when Dorothy’s dog, Toto, knocks over a green screen in the throne room to expose— merely an ordinary old man producing mechanical illusions and speaking into a tube. The modern large language model would simply replace the speaking tube with (🥁 drumroll!) a terminal window, connected to the internet of information, learned of all SKILLS and AGENTS. But, he might continue to wonder, along with his</w:t>
+      </w:r>
+      <w:r>
+        <w:t xml:space="preserve"> </w:t>
+      </w:r>
+      <w:r>
+        <w:rPr>
+          <w:i/>
+          <w:iCs/>
+        </w:rPr>
+        <w:t xml:space="preserve">Chevalier</w:t>
+      </w:r>
+      <w:r>
+        <w:t xml:space="preserve"> </w:t>
+      </w:r>
+      <w:r>
+        <w:t xml:space="preserve">friends, whether there really was just a white-haired old geezer behind</w:t>
+      </w:r>
+      <w:r>
+        <w:t xml:space="preserve"> </w:t>
+      </w:r>
+      <w:r>
+        <w:t xml:space="preserve">their computer screen.</w:t>
       </w:r>
     </w:p>
     <w:bookmarkEnd w:id="49"/>
@@ -3849,9 +3911,6 @@
           <w:t xml:space="preserve">https://classiques.uqam.ca/classiques/fontenelle_bernard_de/histoire_des_oracles/Histoire_des_oracles.pdf</w:t>
         </w:r>
       </w:hyperlink>
-      <w:r>
-        <w:t xml:space="preserve">, consulted on 19/09/2026.</w:t>
-      </w:r>
     </w:p>
     <w:bookmarkEnd w:id="65"/>
     <w:bookmarkStart w:id="66" w:name="ref-Friendly2007"/>
@@ -3983,9 +4042,6 @@
           <w:t xml:space="preserve">https://www.datavis.ca/papers/ruderman-chevaliers.pdf</w:t>
         </w:r>
       </w:hyperlink>
-      <w:r>
-        <w:t xml:space="preserve">, consulted on 19/09/2026.</w:t>
-      </w:r>
     </w:p>
     <w:bookmarkEnd w:id="68"/>
     <w:bookmarkStart w:id="69" w:name="ref-Friendly2020"/>
@@ -4060,9 +4116,6 @@
           <w:t xml:space="preserve">https://friendly.github.io/papers/Migneret1759.pdf</w:t>
         </w:r>
       </w:hyperlink>
-      <w:r>
-        <w:t xml:space="preserve">, consulted on 19/09/2026.</w:t>
-      </w:r>
     </w:p>
     <w:bookmarkEnd w:id="70"/>
     <w:bookmarkStart w:id="71" w:name="ref-Sennrich2016"/>
@@ -4289,7 +4342,7 @@
         </w:r>
       </w:hyperlink>
       <w:r>
-        <w:t xml:space="preserve">, consulted on 19/09/2026.</w:t>
+        <w:t xml:space="preserve">.</w:t>
       </w:r>
     </w:p>
   </w:footnote>
@@ -4397,7 +4450,7 @@
         </w:r>
       </w:hyperlink>
       <w:r>
-        <w:t xml:space="preserve">, consulted on 19/09/2026.</w:t>
+        <w:t xml:space="preserve">.</w:t>
       </w:r>
     </w:p>
   </w:footnote>
@@ -4669,7 +4722,7 @@
         </w:r>
       </w:hyperlink>
       <w:r>
-        <w:t xml:space="preserve">, consulted on 19/09/2026.</w:t>
+        <w:t xml:space="preserve">.</w:t>
       </w:r>
     </w:p>
   </w:footnote>
@@ -5061,7 +5114,7 @@
         <w:rPr>
           <w:rStyle w:val="VerbatimChar"/>
         </w:rPr>
-        <w:t xml:space="preserve">oracle-modern.R</w:t>
+        <w:t xml:space="preserve">R/oracle-modern.R</w:t>
       </w:r>
       <w:r>
         <w:t xml:space="preserve">.</w:t>

--- a/chronique_footnotes.docx
+++ b/chronique_footnotes.docx
@@ -250,7 +250,7 @@
       </w:r>
     </w:p>
     <w:bookmarkEnd w:id="30"/>
-    <w:bookmarkStart w:id="38" w:name="migneret-and-his-pamphlet"/>
+    <w:bookmarkStart w:id="40" w:name="migneret-and-his-pamphlet"/>
     <w:p>
       <w:pPr>
         <w:pStyle w:val="Heading1"/>
@@ -512,11 +512,23 @@
         <w:t xml:space="preserve">Oracle(question)</w:t>
       </w:r>
       <w:r>
-        <w:t xml:space="preserve">, if time travel had been available to him. In Annex 1, I have done it for him. But there is more to Migneret’s bravado. Buried in the preface is a quiet boast: the best mathematicians of his day would perhaps have declared it impossible to produce Latin verses by arithmetic alone. He pulled it off anyway.</w:t>
-      </w:r>
-    </w:p>
-    <w:bookmarkEnd w:id="38"/>
-    <w:bookmarkStart w:id="50" w:name="the-oracle-at-work"/>
+        <w:t xml:space="preserve">, if time travel had been available to him. I have done it for him, in a program kept in a public repository.</w:t>
+      </w:r>
+      <w:r>
+        <w:rPr>
+          <w:rStyle w:val="FootnoteReference"/>
+        </w:rPr>
+        <w:footnoteReference w:id="38"/>
+      </w:r>
+      <w:r>
+        <w:t xml:space="preserve"> </w:t>
+      </w:r>
+      <w:r>
+        <w:t xml:space="preserve">But there is more to Migneret’s bravado. Buried in the preface is a quiet boast: the best mathematicians of his day would perhaps have declared it impossible to produce Latin verses by arithmetic alone. He pulled it off anyway.</w:t>
+      </w:r>
+    </w:p>
+    <w:bookmarkEnd w:id="40"/>
+    <w:bookmarkStart w:id="52" w:name="the-oracle-at-work"/>
     <w:p>
       <w:pPr>
         <w:pStyle w:val="Heading1"/>
@@ -738,10 +750,10 @@
         <w:rPr>
           <w:rStyle w:val="FootnoteReference"/>
         </w:rPr>
-        <w:footnoteReference w:id="39"/>
-      </w:r>
-    </w:p>
-    <w:bookmarkStart w:id="49" w:name="how-the-machine-works"/>
+        <w:footnoteReference w:id="41"/>
+      </w:r>
+    </w:p>
+    <w:bookmarkStart w:id="51" w:name="how-the-machine-works"/>
     <w:p>
       <w:pPr>
         <w:pStyle w:val="Heading2"/>
@@ -918,7 +930,7 @@
         <w:rPr>
           <w:rStyle w:val="FootnoteReference"/>
         </w:rPr>
-        <w:footnoteReference w:id="40"/>
+        <w:footnoteReference w:id="42"/>
       </w:r>
       <w:r>
         <w:t xml:space="preserve"> </w:t>
@@ -1235,7 +1247,7 @@
         <w:rPr>
           <w:rStyle w:val="FootnoteReference"/>
         </w:rPr>
-        <w:footnoteReference w:id="41"/>
+        <w:footnoteReference w:id="43"/>
       </w:r>
       <w:r>
         <w:t xml:space="preserve"> each layer mixes information across all positions through attention, progressively entangling the original tokens until the output is a function of the entire input. Migneret’s triangle is a pocket-sized version of the same intuition: iterate a simple mixing operation until each output depends on many of the inputs.</w:t>
@@ -1258,18 +1270,18 @@
           <wp:inline>
             <wp:extent cx="2519999" cy="3893647"/>
             <wp:effectExtent b="0" l="0" r="0" t="0"/>
-            <wp:docPr descr="" title="" id="44" name="Picture"/>
+            <wp:docPr descr="" title="" id="46" name="Picture"/>
             <a:graphic>
               <a:graphicData uri="http://schemas.openxmlformats.org/drawingml/2006/picture">
                 <pic:pic>
                   <pic:nvPicPr>
-                    <pic:cNvPr descr="images/Migneret-p53.png" id="45" name="Picture"/>
+                    <pic:cNvPr descr="images/Migneret-p53.png" id="47" name="Picture"/>
                     <pic:cNvPicPr>
                       <a:picLocks noChangeArrowheads="1" noChangeAspect="1"/>
                     </pic:cNvPicPr>
                   </pic:nvPicPr>
                   <pic:blipFill>
-                    <a:blip r:embed="rId43"/>
+                    <a:blip r:embed="rId45"/>
                     <a:stretch>
                       <a:fillRect/>
                     </a:stretch>
@@ -1327,7 +1339,7 @@
         <w:t xml:space="preserve"> </w:t>
       </w:r>
       <w:r>
-        <w:t xml:space="preserve">The right-hand edge of the triangle, read upward from its tip, begins with six digits, one for each word of the hexameter, each between 1 and 9. For our question they are 3, 9, 3, 6, 2, 3. Each is the number of a horizontal band, common to the two tables of Step 6 (Figure 3). Migneret dresses this up: he lays the triangle out in a grid of six lines and seven columns, then multiplies, adds and reduces modulo 9 once more to turn every other digit into a number between 11 and 72 (pp. 33–43), the numbers printed in the first table. Implementing the procedure in R shows that this changes nothing: the six indicators alone decide the verse (the program is in Annex 1).</w:t>
+        <w:t xml:space="preserve">The right-hand edge of the triangle, read upward from its tip, begins with six digits, one for each word of the hexameter, each between 1 and 9. For our question they are 3, 9, 3, 6, 2, 3. Each is the number of a horizontal band, common to the two tables of Step 6 (Figure 3). Migneret dresses this up: he lays the triangle out in a grid of six lines and seven columns, then multiplies, adds and reduces modulo 9 once more to turn every other digit into a number between 11 and 72 (pp. 33–43), the numbers printed in the first table. Implementing the procedure in R shows that this changes nothing: the six indicators alone decide the verse (the program is in the GitHub repository).</w:t>
       </w:r>
     </w:p>
     <w:p>
@@ -1457,18 +1469,18 @@
           <wp:inline>
             <wp:extent cx="4679999" cy="3325386"/>
             <wp:effectExtent b="0" l="0" r="0" t="0"/>
-            <wp:docPr descr="" title="" id="47" name="Picture"/>
+            <wp:docPr descr="" title="" id="49" name="Picture"/>
             <a:graphic>
               <a:graphicData uri="http://schemas.openxmlformats.org/drawingml/2006/picture">
                 <pic:pic>
                   <pic:nvPicPr>
-                    <pic:cNvPr descr="images/Migneret-p63.png" id="48" name="Picture"/>
+                    <pic:cNvPr descr="images/Migneret-p63.png" id="50" name="Picture"/>
                     <pic:cNvPicPr>
                       <a:picLocks noChangeArrowheads="1" noChangeAspect="1"/>
                     </pic:cNvPicPr>
                   </pic:nvPicPr>
                   <pic:blipFill>
-                    <a:blip r:embed="rId46"/>
+                    <a:blip r:embed="rId48"/>
                     <a:stretch>
                       <a:fillRect/>
                     </a:stretch>
@@ -2979,7 +2991,7 @@
         <w:t xml:space="preserve"> </w:t>
       </w:r>
       <w:r>
-        <w:t xml:space="preserve">from the tables of the pamphlet (Migneret, 1759, plate between pp. 54 and 55); the full derivation is in Annex 1.</w:t>
+        <w:t xml:space="preserve">from the tables of the pamphlet (Migneret, 1759, plate between pp. 54 and 55); the full derivation is in the GitHub repository.</w:t>
       </w:r>
     </w:p>
     <w:p>
@@ -3052,9 +3064,9 @@
         <w:t xml:space="preserve">their computer screen.</w:t>
       </w:r>
     </w:p>
-    <w:bookmarkEnd w:id="49"/>
-    <w:bookmarkEnd w:id="50"/>
-    <w:bookmarkStart w:id="53" w:name="the-parallel-with-large-language-models"/>
+    <w:bookmarkEnd w:id="51"/>
+    <w:bookmarkEnd w:id="52"/>
+    <w:bookmarkStart w:id="55" w:name="the-parallel-with-large-language-models"/>
     <w:p>
       <w:pPr>
         <w:pStyle w:val="Heading1"/>
@@ -3464,14 +3476,14 @@
         <w:rPr>
           <w:rStyle w:val="FootnoteReference"/>
         </w:rPr>
-        <w:footnoteReference w:id="51"/>
+        <w:footnoteReference w:id="53"/>
       </w:r>
       <w:r>
         <w:t xml:space="preserve"> the tokenization scheme used by GPT-2 and its successors, which also stores a vocabulary of characters and common letter sequences and assembles output by concatenating them; the resemblance is structural rather than mechanistic, since Migneret’s digrams were hand-picked for euphony and meter, while BPE’s are induced automatically from corpus statistics. Migneret compiled his table by hand. An LLM’s was assembled by training on essentially all of human writing. The scale differs by nine or ten orders of magnitude. The architecture does not.</w:t>
       </w:r>
     </w:p>
-    <w:bookmarkEnd w:id="53"/>
-    <w:bookmarkStart w:id="59" w:name="then-and-now"/>
+    <w:bookmarkEnd w:id="55"/>
+    <w:bookmarkStart w:id="61" w:name="then-and-now"/>
     <w:p>
       <w:pPr>
         <w:pStyle w:val="Heading1"/>
@@ -3499,7 +3511,7 @@
         <w:rPr>
           <w:rStyle w:val="FootnoteReference"/>
         </w:rPr>
-        <w:footnoteReference w:id="54"/>
+        <w:footnoteReference w:id="56"/>
       </w:r>
     </w:p>
     <w:p>
@@ -3575,7 +3587,7 @@
         <w:rPr>
           <w:rStyle w:val="FootnoteReference"/>
         </w:rPr>
-        <w:footnoteReference w:id="55"/>
+        <w:footnoteReference w:id="57"/>
       </w:r>
       <w:r>
         <w:t xml:space="preserve"> </w:t>
@@ -3595,7 +3607,7 @@
         <w:rPr>
           <w:rStyle w:val="FootnoteReference"/>
         </w:rPr>
-        <w:footnoteReference w:id="57"/>
+        <w:footnoteReference w:id="59"/>
       </w:r>
       <w:r>
         <w:t xml:space="preserve"> Correct and unexplained is not the same as understood, whether the output is a hexameter, a proof, or an answer from an LLM.</w:t>
@@ -3609,8 +3621,8 @@
         <w:t xml:space="preserve">What his machine does raise is the prior question: is the category of trick sufficient? Migneret thought it was enough to debunk oracles, and he was right. Whether the same trick, scaled by nine orders of magnitude, is enough to debunk ChatGPT is something Antoine left as an exercise for the reader.</w:t>
       </w:r>
     </w:p>
-    <w:bookmarkEnd w:id="59"/>
-    <w:bookmarkStart w:id="61" w:name="coding-the-oracle"/>
+    <w:bookmarkEnd w:id="61"/>
+    <w:bookmarkStart w:id="63" w:name="coding-the-oracle"/>
     <w:p>
       <w:pPr>
         <w:pStyle w:val="Heading1"/>
@@ -3624,7 +3636,7 @@
         <w:pStyle w:val="FirstParagraph"/>
       </w:pPr>
       <w:r>
-        <w:t xml:space="preserve">To be sure I had understood the pamphlet, I wanted to see if I could make Migneret’s machine actually run and produce his output from the Oracle. I did so with the help of an AI assistant (Claude Sonnet 5, from Anthropic, used through its Claude Code tool in September 2026), and it is worth saying how, because it is another angle on this topic. My AI assistant read the scan of the pamphlet and Migneret’s own instructions, and we turned them together into an R program (Annex 1), tested against the worked examples he prints. In a slightly self-referential way, Claude served as my Oracle in this.</w:t>
+        <w:t xml:space="preserve">To be sure I had understood the pamphlet, I wanted to see if I could make Migneret’s machine actually run and produce his output from the Oracle. I did so with the help of an AI assistant (Claude Sonnet 5, from Anthropic, used through its Claude Code tool in September 2026), and it is worth saying how, because it is another angle on this topic. My AI assistant read the scan of the pamphlet and Migneret’s own instructions, and we turned them together into an R program (in the GitHub repository), tested against the worked examples he prints. In a slightly self-referential way, Claude served as my Oracle in this.</w:t>
       </w:r>
     </w:p>
     <w:p>
@@ -3715,11 +3727,11 @@
         <w:rPr>
           <w:rStyle w:val="FootnoteReference"/>
         </w:rPr>
-        <w:footnoteReference w:id="60"/>
-      </w:r>
-    </w:p>
-    <w:bookmarkEnd w:id="61"/>
-    <w:bookmarkStart w:id="75" w:name="conclusion"/>
+        <w:footnoteReference w:id="62"/>
+      </w:r>
+    </w:p>
+    <w:bookmarkEnd w:id="63"/>
+    <w:bookmarkStart w:id="77" w:name="conclusion"/>
     <w:p>
       <w:pPr>
         <w:pStyle w:val="Heading1"/>
@@ -3760,8 +3772,8 @@
         <w:t xml:space="preserve">We are still listening, Antoine.</w:t>
       </w:r>
     </w:p>
-    <w:bookmarkStart w:id="74" w:name="refs"/>
-    <w:bookmarkStart w:id="62" w:name="ref-ArmatteDroesbeke2023"/>
+    <w:bookmarkStart w:id="76" w:name="refs"/>
+    <w:bookmarkStart w:id="64" w:name="ref-ArmatteDroesbeke2023"/>
     <w:p>
       <w:pPr>
         <w:pStyle w:val="Bibliography"/>
@@ -3807,8 +3819,8 @@
         </w:r>
       </w:hyperlink>
     </w:p>
-    <w:bookmarkEnd w:id="62"/>
-    <w:bookmarkStart w:id="63" w:name="ref-Tao2026Simons"/>
+    <w:bookmarkEnd w:id="64"/>
+    <w:bookmarkStart w:id="65" w:name="ref-Tao2026Simons"/>
     <w:p>
       <w:pPr>
         <w:pStyle w:val="Bibliography"/>
@@ -3832,7 +3844,7 @@
       <w:r>
         <w:t xml:space="preserve"> </w:t>
       </w:r>
-      <w:hyperlink r:id="rId58">
+      <w:hyperlink r:id="rId60">
         <w:r>
           <w:rPr>
             <w:rStyle w:val="Hyperlink"/>
@@ -3844,8 +3856,8 @@
         <w:t xml:space="preserve">, consulted on 22/09/2026.</w:t>
       </w:r>
     </w:p>
-    <w:bookmarkEnd w:id="63"/>
-    <w:bookmarkStart w:id="64" w:name="ref-Buehler2026"/>
+    <w:bookmarkEnd w:id="65"/>
+    <w:bookmarkStart w:id="66" w:name="ref-Buehler2026"/>
     <w:p>
       <w:pPr>
         <w:pStyle w:val="Bibliography"/>
@@ -3869,7 +3881,7 @@
       <w:r>
         <w:t xml:space="preserve"> </w:t>
       </w:r>
-      <w:hyperlink r:id="rId56">
+      <w:hyperlink r:id="rId58">
         <w:r>
           <w:rPr>
             <w:rStyle w:val="Hyperlink"/>
@@ -3878,8 +3890,8 @@
         </w:r>
       </w:hyperlink>
     </w:p>
-    <w:bookmarkEnd w:id="64"/>
-    <w:bookmarkStart w:id="65" w:name="ref-Fontenelle1687"/>
+    <w:bookmarkEnd w:id="66"/>
+    <w:bookmarkStart w:id="67" w:name="ref-Fontenelle1687"/>
     <w:p>
       <w:pPr>
         <w:pStyle w:val="Bibliography"/>
@@ -3912,8 +3924,8 @@
         </w:r>
       </w:hyperlink>
     </w:p>
-    <w:bookmarkEnd w:id="65"/>
-    <w:bookmarkStart w:id="66" w:name="ref-Friendly2007"/>
+    <w:bookmarkEnd w:id="67"/>
+    <w:bookmarkStart w:id="68" w:name="ref-Friendly2007"/>
     <w:p>
       <w:pPr>
         <w:pStyle w:val="Bibliography"/>
@@ -3959,8 +3971,8 @@
         </w:r>
       </w:hyperlink>
     </w:p>
-    <w:bookmarkEnd w:id="66"/>
-    <w:bookmarkStart w:id="67" w:name="ref-Friendly2008"/>
+    <w:bookmarkEnd w:id="68"/>
+    <w:bookmarkStart w:id="69" w:name="ref-Friendly2008"/>
     <w:p>
       <w:pPr>
         <w:pStyle w:val="Bibliography"/>
@@ -4006,8 +4018,8 @@
         </w:r>
       </w:hyperlink>
     </w:p>
-    <w:bookmarkEnd w:id="67"/>
-    <w:bookmarkStart w:id="68" w:name="ref-Friendly2023"/>
+    <w:bookmarkEnd w:id="69"/>
+    <w:bookmarkStart w:id="70" w:name="ref-Friendly2023"/>
     <w:p>
       <w:pPr>
         <w:pStyle w:val="Bibliography"/>
@@ -4043,8 +4055,8 @@
         </w:r>
       </w:hyperlink>
     </w:p>
-    <w:bookmarkEnd w:id="68"/>
-    <w:bookmarkStart w:id="69" w:name="ref-Friendly2020"/>
+    <w:bookmarkEnd w:id="70"/>
+    <w:bookmarkStart w:id="71" w:name="ref-Friendly2020"/>
     <w:p>
       <w:pPr>
         <w:pStyle w:val="Bibliography"/>
@@ -4083,8 +4095,8 @@
         <w:t xml:space="preserve">, consulted on 20/09/2026.</w:t>
       </w:r>
     </w:p>
-    <w:bookmarkEnd w:id="69"/>
-    <w:bookmarkStart w:id="70" w:name="ref-Migneret1759"/>
+    <w:bookmarkEnd w:id="71"/>
+    <w:bookmarkStart w:id="72" w:name="ref-Migneret1759"/>
     <w:p>
       <w:pPr>
         <w:pStyle w:val="Bibliography"/>
@@ -4117,8 +4129,8 @@
         </w:r>
       </w:hyperlink>
     </w:p>
-    <w:bookmarkEnd w:id="70"/>
-    <w:bookmarkStart w:id="71" w:name="ref-Sennrich2016"/>
+    <w:bookmarkEnd w:id="72"/>
+    <w:bookmarkStart w:id="73" w:name="ref-Sennrich2016"/>
     <w:p>
       <w:pPr>
         <w:pStyle w:val="Bibliography"/>
@@ -4142,7 +4154,7 @@
       <w:r>
         <w:t xml:space="preserve"> </w:t>
       </w:r>
-      <w:hyperlink r:id="rId52">
+      <w:hyperlink r:id="rId54">
         <w:r>
           <w:rPr>
             <w:rStyle w:val="Hyperlink"/>
@@ -4151,8 +4163,8 @@
         </w:r>
       </w:hyperlink>
     </w:p>
-    <w:bookmarkEnd w:id="71"/>
-    <w:bookmarkStart w:id="72" w:name="ref-Vaswani2017"/>
+    <w:bookmarkEnd w:id="73"/>
+    <w:bookmarkStart w:id="74" w:name="ref-Vaswani2017"/>
     <w:p>
       <w:pPr>
         <w:pStyle w:val="Bibliography"/>
@@ -4189,7 +4201,7 @@
       <w:r>
         <w:t xml:space="preserve"> </w:t>
       </w:r>
-      <w:hyperlink r:id="rId42">
+      <w:hyperlink r:id="rId44">
         <w:r>
           <w:rPr>
             <w:rStyle w:val="Hyperlink"/>
@@ -4198,8 +4210,8 @@
         </w:r>
       </w:hyperlink>
     </w:p>
-    <w:bookmarkEnd w:id="72"/>
-    <w:bookmarkStart w:id="73" w:name="ref-Weizenbaum1966"/>
+    <w:bookmarkEnd w:id="74"/>
+    <w:bookmarkStart w:id="75" w:name="ref-Weizenbaum1966"/>
     <w:p>
       <w:pPr>
         <w:pStyle w:val="Bibliography"/>
@@ -4245,9 +4257,9 @@
         </w:r>
       </w:hyperlink>
     </w:p>
-    <w:bookmarkEnd w:id="73"/>
-    <w:bookmarkEnd w:id="74"/>
     <w:bookmarkEnd w:id="75"/>
+    <w:bookmarkEnd w:id="76"/>
+    <w:bookmarkEnd w:id="77"/>
     <w:sectPr>
       <w:footerReference r:id="rId9" w:type="default"/>
       <w:footnotePr>
@@ -4726,7 +4738,7 @@
       </w:r>
     </w:p>
   </w:footnote>
-  <w:footnote w:id="39">
+  <w:footnote w:id="38">
     <w:p>
       <w:pPr>
         <w:pStyle w:val="FootnoteText"/>
@@ -4741,136 +4753,30 @@
         <w:t xml:space="preserve"> </w:t>
       </w:r>
       <w:r>
-        <w:t xml:space="preserve">These are the two examples worked out in the pamphlet (pp. 48–55). The second question is spelled as Migneret prints it, with the eighteenth-century</w:t>
-      </w:r>
-      <w:r>
-        <w:t xml:space="preserve"> </w:t>
-      </w:r>
-      <w:r>
-        <w:rPr>
-          <w:i/>
-          <w:iCs/>
-        </w:rPr>
-        <w:t xml:space="preserve">François</w:t>
-      </w:r>
-      <w:r>
-        <w:t xml:space="preserve">: the machine reads letters, not meaning, and with the modern</w:t>
-      </w:r>
-      <w:r>
-        <w:t xml:space="preserve"> </w:t>
-      </w:r>
-      <w:r>
-        <w:rPr>
-          <w:i/>
-          <w:iCs/>
-        </w:rPr>
-        <w:t xml:space="preserve">Français</w:t>
-      </w:r>
-      <w:r>
-        <w:t xml:space="preserve"> </w:t>
-      </w:r>
-      <w:r>
-        <w:t xml:space="preserve">the sum for the last word changes from 81 to 68, so that the Oracle answers something quite different (</w:t>
-      </w:r>
-      <w:r>
-        <w:rPr>
-          <w:i/>
-          <w:iCs/>
-        </w:rPr>
-        <w:t xml:space="preserve">Forte petis iuste promittit iubila tempus</w:t>
-      </w:r>
-      <w:r>
-        <w:t xml:space="preserve">, “Perhaps you ask justly; time promises rejoicing”). The pamphlet prints</w:t>
-      </w:r>
-      <w:r>
-        <w:t xml:space="preserve"> </w:t>
-      </w:r>
-      <w:r>
-        <w:rPr>
-          <w:i/>
-          <w:iCs/>
-        </w:rPr>
-        <w:t xml:space="preserve">licitè</w:t>
-      </w:r>
-      <w:r>
-        <w:t xml:space="preserve">, with a grave accent, in both verses.</w:t>
-      </w:r>
-    </w:p>
-  </w:footnote>
-  <w:footnote w:id="40">
-    <w:p>
-      <w:pPr>
-        <w:pStyle w:val="FootnoteText"/>
-      </w:pPr>
-      <w:r>
-        <w:rPr>
-          <w:rStyle w:val="FootnoteReference"/>
-        </w:rPr>
-        <w:footnoteRef/>
-      </w:r>
-      <w:r>
-        <w:t xml:space="preserve"> </w:t>
-      </w:r>
-      <w:r>
-        <w:t xml:space="preserve">This example is a little tricky. To reach exactly nine words, Migneret splits</w:t>
-      </w:r>
-      <w:r>
-        <w:t xml:space="preserve"> </w:t>
-      </w:r>
-      <w:r>
-        <w:rPr>
-          <w:i/>
-          <w:iCs/>
-        </w:rPr>
-        <w:t xml:space="preserve">deviendra-t-il</w:t>
-      </w:r>
-      <w:r>
-        <w:t xml:space="preserve"> </w:t>
-      </w:r>
-      <w:r>
-        <w:t xml:space="preserve">into</w:t>
-      </w:r>
-      <w:r>
-        <w:t xml:space="preserve"> </w:t>
-      </w:r>
-      <w:r>
-        <w:rPr>
-          <w:i/>
-          <w:iCs/>
-        </w:rPr>
-        <w:t xml:space="preserve">deviendra-t</w:t>
-      </w:r>
-      <w:r>
-        <w:t xml:space="preserve"> </w:t>
-      </w:r>
-      <w:r>
-        <w:t xml:space="preserve">(keeping the euphonic</w:t>
-      </w:r>
-      <w:r>
-        <w:t xml:space="preserve"> </w:t>
-      </w:r>
-      <w:r>
-        <w:rPr>
-          <w:i/>
-          <w:iCs/>
-        </w:rPr>
-        <w:t xml:space="preserve">t</w:t>
-      </w:r>
-      <w:r>
-        <w:t xml:space="preserve">, so that the sum is 78 + 19 = 97) and</w:t>
-      </w:r>
-      <w:r>
-        <w:t xml:space="preserve"> </w:t>
-      </w:r>
-      <w:r>
-        <w:rPr>
-          <w:i/>
-          <w:iCs/>
-        </w:rPr>
-        <w:t xml:space="preserve">il</w:t>
-      </w:r>
-      <w:r>
-        <w:t xml:space="preserve">. How to handle characters outside the expected vocabulary is a tokenization problem that modern LLMs still wrestle with. Migneret’s tables also use a “+” symbol as a skip placeholder: cells where a word needs fewer letters than the table has slots are simply passed over. The eighteenth-century padding token.</w:t>
+        <w:rPr>
+          <w:rStyle w:val="VerbatimChar"/>
+        </w:rPr>
+        <w:t xml:space="preserve">oracle.R</w:t>
+      </w:r>
+      <w:r>
+        <w:t xml:space="preserve"> </w:t>
+      </w:r>
+      <w:r>
+        <w:t xml:space="preserve">and further demonstrations are at</w:t>
+      </w:r>
+      <w:r>
+        <w:t xml:space="preserve"> </w:t>
+      </w:r>
+      <w:hyperlink r:id="rId39">
+        <w:r>
+          <w:rPr>
+            <w:rStyle w:val="Hyperlink"/>
+          </w:rPr>
+          <w:t xml:space="preserve">https://github.com/friendly/chatgpt-1759</w:t>
+        </w:r>
+      </w:hyperlink>
+      <w:r>
+        <w:t xml:space="preserve">.</w:t>
       </w:r>
     </w:p>
   </w:footnote>
@@ -4889,6 +4795,154 @@
         <w:t xml:space="preserve"> </w:t>
       </w:r>
       <w:r>
+        <w:t xml:space="preserve">These are the two examples worked out in the pamphlet (pp. 48–55). The second question is spelled as Migneret prints it, with the eighteenth-century</w:t>
+      </w:r>
+      <w:r>
+        <w:t xml:space="preserve"> </w:t>
+      </w:r>
+      <w:r>
+        <w:rPr>
+          <w:i/>
+          <w:iCs/>
+        </w:rPr>
+        <w:t xml:space="preserve">François</w:t>
+      </w:r>
+      <w:r>
+        <w:t xml:space="preserve">: the machine reads letters, not meaning, and with the modern</w:t>
+      </w:r>
+      <w:r>
+        <w:t xml:space="preserve"> </w:t>
+      </w:r>
+      <w:r>
+        <w:rPr>
+          <w:i/>
+          <w:iCs/>
+        </w:rPr>
+        <w:t xml:space="preserve">Français</w:t>
+      </w:r>
+      <w:r>
+        <w:t xml:space="preserve"> </w:t>
+      </w:r>
+      <w:r>
+        <w:t xml:space="preserve">the sum for the last word changes from 81 to 68, so that the Oracle answers something quite different (</w:t>
+      </w:r>
+      <w:r>
+        <w:rPr>
+          <w:i/>
+          <w:iCs/>
+        </w:rPr>
+        <w:t xml:space="preserve">Forte petis iuste promittit iubila tempus</w:t>
+      </w:r>
+      <w:r>
+        <w:t xml:space="preserve">, “Perhaps you ask justly; time promises rejoicing”). The pamphlet prints</w:t>
+      </w:r>
+      <w:r>
+        <w:t xml:space="preserve"> </w:t>
+      </w:r>
+      <w:r>
+        <w:rPr>
+          <w:i/>
+          <w:iCs/>
+        </w:rPr>
+        <w:t xml:space="preserve">licitè</w:t>
+      </w:r>
+      <w:r>
+        <w:t xml:space="preserve">, with a grave accent, in both verses.</w:t>
+      </w:r>
+    </w:p>
+  </w:footnote>
+  <w:footnote w:id="42">
+    <w:p>
+      <w:pPr>
+        <w:pStyle w:val="FootnoteText"/>
+      </w:pPr>
+      <w:r>
+        <w:rPr>
+          <w:rStyle w:val="FootnoteReference"/>
+        </w:rPr>
+        <w:footnoteRef/>
+      </w:r>
+      <w:r>
+        <w:t xml:space="preserve"> </w:t>
+      </w:r>
+      <w:r>
+        <w:t xml:space="preserve">This example is a little tricky. To reach exactly nine words, Migneret splits</w:t>
+      </w:r>
+      <w:r>
+        <w:t xml:space="preserve"> </w:t>
+      </w:r>
+      <w:r>
+        <w:rPr>
+          <w:i/>
+          <w:iCs/>
+        </w:rPr>
+        <w:t xml:space="preserve">deviendra-t-il</w:t>
+      </w:r>
+      <w:r>
+        <w:t xml:space="preserve"> </w:t>
+      </w:r>
+      <w:r>
+        <w:t xml:space="preserve">into</w:t>
+      </w:r>
+      <w:r>
+        <w:t xml:space="preserve"> </w:t>
+      </w:r>
+      <w:r>
+        <w:rPr>
+          <w:i/>
+          <w:iCs/>
+        </w:rPr>
+        <w:t xml:space="preserve">deviendra-t</w:t>
+      </w:r>
+      <w:r>
+        <w:t xml:space="preserve"> </w:t>
+      </w:r>
+      <w:r>
+        <w:t xml:space="preserve">(keeping the euphonic</w:t>
+      </w:r>
+      <w:r>
+        <w:t xml:space="preserve"> </w:t>
+      </w:r>
+      <w:r>
+        <w:rPr>
+          <w:i/>
+          <w:iCs/>
+        </w:rPr>
+        <w:t xml:space="preserve">t</w:t>
+      </w:r>
+      <w:r>
+        <w:t xml:space="preserve">, so that the sum is 78 + 19 = 97) and</w:t>
+      </w:r>
+      <w:r>
+        <w:t xml:space="preserve"> </w:t>
+      </w:r>
+      <w:r>
+        <w:rPr>
+          <w:i/>
+          <w:iCs/>
+        </w:rPr>
+        <w:t xml:space="preserve">il</w:t>
+      </w:r>
+      <w:r>
+        <w:t xml:space="preserve">. How to handle characters outside the expected vocabulary is a tokenization problem that modern LLMs still wrestle with. Migneret’s tables also use a “+” symbol as a skip placeholder: cells where a word needs fewer letters than the table has slots are simply passed over. The eighteenth-century padding token.</w:t>
+      </w:r>
+    </w:p>
+  </w:footnote>
+  <w:footnote w:id="43">
+    <w:p>
+      <w:pPr>
+        <w:pStyle w:val="FootnoteText"/>
+      </w:pPr>
+      <w:r>
+        <w:rPr>
+          <w:rStyle w:val="FootnoteReference"/>
+        </w:rPr>
+        <w:footnoteRef/>
+      </w:r>
+      <w:r>
+        <w:t xml:space="preserve"> </w:t>
+      </w:r>
+      <w:r>
         <w:t xml:space="preserve">Vaswani, A., Shazeer, N., Parmar, N., Uszkoreit, J., Jones, L., Gomez, A. N., Kaiser, Ł., &amp; Polosukhin, I. (2017). Attention is all you need.</w:t>
       </w:r>
       <w:r>
@@ -4920,7 +4974,7 @@
       <w:r>
         <w:t xml:space="preserve"> </w:t>
       </w:r>
-      <w:hyperlink r:id="rId42">
+      <w:hyperlink r:id="rId44">
         <w:r>
           <w:rPr>
             <w:rStyle w:val="Hyperlink"/>
@@ -4933,7 +4987,7 @@
       </w:r>
     </w:p>
   </w:footnote>
-  <w:footnote w:id="51">
+  <w:footnote w:id="53">
     <w:p>
       <w:pPr>
         <w:pStyle w:val="FootnoteText"/>
@@ -4966,7 +5020,7 @@
       <w:r>
         <w:t xml:space="preserve"> </w:t>
       </w:r>
-      <w:hyperlink r:id="rId52">
+      <w:hyperlink r:id="rId54">
         <w:r>
           <w:rPr>
             <w:rStyle w:val="Hyperlink"/>
@@ -4979,7 +5033,7 @@
       </w:r>
     </w:p>
   </w:footnote>
-  <w:footnote w:id="54">
+  <w:footnote w:id="56">
     <w:p>
       <w:pPr>
         <w:pStyle w:val="FootnoteText"/>
@@ -4998,7 +5052,7 @@
       </w:r>
     </w:p>
   </w:footnote>
-  <w:footnote w:id="55">
+  <w:footnote w:id="57">
     <w:p>
       <w:pPr>
         <w:pStyle w:val="FootnoteText"/>
@@ -5031,7 +5085,7 @@
       <w:r>
         <w:t xml:space="preserve"> </w:t>
       </w:r>
-      <w:hyperlink r:id="rId56">
+      <w:hyperlink r:id="rId58">
         <w:r>
           <w:rPr>
             <w:rStyle w:val="Hyperlink"/>
@@ -5044,7 +5098,7 @@
       </w:r>
     </w:p>
   </w:footnote>
-  <w:footnote w:id="57">
+  <w:footnote w:id="59">
     <w:p>
       <w:pPr>
         <w:pStyle w:val="FootnoteText"/>
@@ -5077,7 +5131,7 @@
       <w:r>
         <w:t xml:space="preserve"> </w:t>
       </w:r>
-      <w:hyperlink r:id="rId58">
+      <w:hyperlink r:id="rId60">
         <w:r>
           <w:rPr>
             <w:rStyle w:val="Hyperlink"/>
@@ -5090,7 +5144,7 @@
       </w:r>
     </w:p>
   </w:footnote>
-  <w:footnote w:id="60">
+  <w:footnote w:id="62">
     <w:p>
       <w:pPr>
         <w:pStyle w:val="FootnoteText"/>

--- a/chronique_footnotes.docx
+++ b/chronique_footnotes.docx
@@ -1339,7 +1339,21 @@
         <w:t xml:space="preserve"> </w:t>
       </w:r>
       <w:r>
-        <w:t xml:space="preserve">The right-hand edge of the triangle, read upward from its tip, begins with six digits, one for each word of the hexameter, each between 1 and 9. For our question they are 3, 9, 3, 6, 2, 3. Each is the number of a horizontal band, common to the two tables of Step 6 (Figure 3). Migneret dresses this up: he lays the triangle out in a grid of six lines and seven columns, then multiplies, adds and reduces modulo 9 once more to turn every other digit into a number between 11 and 72 (pp. 33–43), the numbers printed in the first table. Implementing the procedure in R shows that this changes nothing: the six indicators alone decide the verse (the program is in the GitHub repository).</w:t>
+        <w:t xml:space="preserve">The right-hand edge of the triangle, read upward from its tip, begins with six digits, one for each word of the hexameter, each between 1 and 9. For our question they are 3, 9, 3, 6, 2, 3. Each is the number of a horizontal band, common to the two tables of Step 6 (Figure 3). Migneret dresses this up: he lays the triangle out in a grid of six lines and seven columns, then multiplies, adds and reduces modulo 9 once more to turn every other digit into a number between 11 and 72 (pp. 33–43), the numbers printed in the first table. Implementing the procedure in R shows that this changes nothing: the six indicators alone decide the verse (the program is in</w:t>
+      </w:r>
+      <w:r>
+        <w:t xml:space="preserve"> </w:t>
+      </w:r>
+      <w:hyperlink r:id="rId39">
+        <w:r>
+          <w:rPr>
+            <w:rStyle w:val="Hyperlink"/>
+          </w:rPr>
+          <w:t xml:space="preserve">the GitHub repository</w:t>
+        </w:r>
+      </w:hyperlink>
+      <w:r>
+        <w:t xml:space="preserve">).</w:t>
       </w:r>
     </w:p>
     <w:p>
@@ -2991,7 +3005,21 @@
         <w:t xml:space="preserve"> </w:t>
       </w:r>
       <w:r>
-        <w:t xml:space="preserve">from the tables of the pamphlet (Migneret, 1759, plate between pp. 54 and 55); the full derivation is in the GitHub repository.</w:t>
+        <w:t xml:space="preserve">from the tables of the pamphlet (Migneret, 1759, plate between pp. 54 and 55); the full derivation is in</w:t>
+      </w:r>
+      <w:r>
+        <w:t xml:space="preserve"> </w:t>
+      </w:r>
+      <w:hyperlink r:id="rId39">
+        <w:r>
+          <w:rPr>
+            <w:rStyle w:val="Hyperlink"/>
+          </w:rPr>
+          <w:t xml:space="preserve">the GitHub repository</w:t>
+        </w:r>
+      </w:hyperlink>
+      <w:r>
+        <w:t xml:space="preserve">.</w:t>
       </w:r>
     </w:p>
     <w:p>
@@ -3636,7 +3664,21 @@
         <w:pStyle w:val="FirstParagraph"/>
       </w:pPr>
       <w:r>
-        <w:t xml:space="preserve">To be sure I had understood the pamphlet, I wanted to see if I could make Migneret’s machine actually run and produce his output from the Oracle. I did so with the help of an AI assistant (Claude Sonnet 5, from Anthropic, used through its Claude Code tool in September 2026), and it is worth saying how, because it is another angle on this topic. My AI assistant read the scan of the pamphlet and Migneret’s own instructions, and we turned them together into an R program (in the GitHub repository), tested against the worked examples he prints. In a slightly self-referential way, Claude served as my Oracle in this.</w:t>
+        <w:t xml:space="preserve">To be sure I had understood the pamphlet, I wanted to see if I could make Migneret’s machine actually run and produce his output from the Oracle. I did so with the help of an AI assistant (Claude Sonnet 5, from Anthropic, used through its Claude Code tool in September 2026), and it is worth saying how, because it is another angle on this topic. My AI assistant read the scan of the pamphlet and Migneret’s own instructions, and we turned them together into an R program (in</w:t>
+      </w:r>
+      <w:r>
+        <w:t xml:space="preserve"> </w:t>
+      </w:r>
+      <w:hyperlink r:id="rId39">
+        <w:r>
+          <w:rPr>
+            <w:rStyle w:val="Hyperlink"/>
+          </w:rPr>
+          <w:t xml:space="preserve">the GitHub repository</w:t>
+        </w:r>
+      </w:hyperlink>
+      <w:r>
+        <w:t xml:space="preserve">), tested against the worked examples he prints. In a slightly self-referential way, Claude served as my Oracle in this.</w:t>
       </w:r>
     </w:p>
     <w:p>
